--- a/documentos/fase2/07_Repositorio_GitHub.docx
+++ b/documentos/fase2/07_Repositorio_GitHub.docx
@@ -1317,7 +1317,7 @@
           <w:rStyle w:val="VerbatimChar"/>
           <w:lang w:val="es-CO"/>
         </w:rPr>
-        <w:t xml:space="preserve">git log --format='%h | %an | %s'</w:t>
+        <w:t xml:space="preserve">git log --reverse --format='%h | %an | %s'</w:t>
       </w:r>
       <w:r>
         <w:rPr>
@@ -1429,7 +1429,7 @@
                 <w:sz w:val="19"/>
                 <w:lang w:val="es-CO"/>
               </w:rPr>
-              <w:t xml:space="preserve">a6b67bd</w:t>
+              <w:t xml:space="preserve">fb00ade</w:t>
             </w:r>
           </w:p>
         </w:tc>
@@ -1459,7 +1459,7 @@
                 <w:sz w:val="19"/>
                 <w:lang w:val="es-CO"/>
               </w:rPr>
-              <w:t xml:space="preserve">chore: especificación del proyecto, .gitignore y README principal</w:t>
+              <w:t xml:space="preserve">chore: estructura inicial del proyecto y README</w:t>
             </w:r>
           </w:p>
         </w:tc>
@@ -1476,7 +1476,7 @@
                 <w:sz w:val="19"/>
                 <w:lang w:val="es-CO"/>
               </w:rPr>
-              <w:t xml:space="preserve">920b6c5</w:t>
+              <w:t xml:space="preserve">c445b59</w:t>
             </w:r>
           </w:p>
         </w:tc>
@@ -1506,7 +1506,7 @@
                 <w:sz w:val="19"/>
                 <w:lang w:val="es-CO"/>
               </w:rPr>
-              <w:t xml:space="preserve">feat: especificación única del modelo de datos y generadores (DDL, datos, diagramas, álgebra)</w:t>
+              <w:t xml:space="preserve">docs: entregables de la fase 1 (propuesta, supuestos, modelos, diccionario y algebra)</w:t>
             </w:r>
           </w:p>
         </w:tc>
@@ -1523,7 +1523,7 @@
                 <w:sz w:val="19"/>
                 <w:lang w:val="es-CO"/>
               </w:rPr>
-              <w:t xml:space="preserve">74a68e3</w:t>
+              <w:t xml:space="preserve">ed5428c</w:t>
             </w:r>
           </w:p>
         </w:tc>
@@ -1553,7 +1553,7 @@
                 <w:sz w:val="19"/>
                 <w:lang w:val="es-CO"/>
               </w:rPr>
-              <w:t xml:space="preserve">docs: herramienta Markdown→Word con portada institucional y plantilla de estilos</w:t>
+              <w:t xml:space="preserve">feat: scripts de creacion de usuarios, tablas, vistas, funciones y disparadores</w:t>
             </w:r>
           </w:p>
         </w:tc>
@@ -1570,7 +1570,7 @@
                 <w:sz w:val="19"/>
                 <w:lang w:val="es-CO"/>
               </w:rPr>
-              <w:t xml:space="preserve">3ad84cd</w:t>
+              <w:t xml:space="preserve">8944cc4</w:t>
             </w:r>
           </w:p>
         </w:tc>
@@ -1600,7 +1600,7 @@
                 <w:sz w:val="19"/>
                 <w:lang w:val="es-CO"/>
               </w:rPr>
-              <w:t xml:space="preserve">docs: diagramas Chen, EER, Barker, Crow’s Foot, relacional, EDT y cronograma</w:t>
+              <w:t xml:space="preserve">feat: scripts de insercion de registros de prueba</w:t>
             </w:r>
           </w:p>
         </w:tc>
@@ -1617,7 +1617,7 @@
                 <w:sz w:val="19"/>
                 <w:lang w:val="es-CO"/>
               </w:rPr>
-              <w:t xml:space="preserve">2bf9e49</w:t>
+              <w:t xml:space="preserve">333f716</w:t>
             </w:r>
           </w:p>
         </w:tc>
@@ -1647,7 +1647,7 @@
                 <w:sz w:val="19"/>
                 <w:lang w:val="es-CO"/>
               </w:rPr>
-              <w:t xml:space="preserve">docs: entregables de la Fase 1 (propuesta, supuestos, modelos, diccionario, álgebra)</w:t>
+              <w:t xml:space="preserve">feat: consultas de algebra, verificacion, permisos y script maestro</w:t>
             </w:r>
           </w:p>
         </w:tc>
@@ -1664,7 +1664,7 @@
                 <w:sz w:val="19"/>
                 <w:lang w:val="es-CO"/>
               </w:rPr>
-              <w:t xml:space="preserve">d9c6a6f</w:t>
+              <w:t xml:space="preserve">8e501a7</w:t>
             </w:r>
           </w:p>
         </w:tc>
@@ -1694,7 +1694,7 @@
                 <w:sz w:val="19"/>
                 <w:lang w:val="es-CO"/>
               </w:rPr>
-              <w:t xml:space="preserve">feat: scripts Oracle de creación de objetos, inserción de registros y varios</w:t>
+              <w:t xml:space="preserve">feat: scripts de la maquina virtual para instalar oracle y cargar la base</w:t>
             </w:r>
           </w:p>
         </w:tc>
@@ -1711,7 +1711,7 @@
                 <w:sz w:val="19"/>
                 <w:lang w:val="es-CO"/>
               </w:rPr>
-              <w:t xml:space="preserve">568c2ed</w:t>
+              <w:t xml:space="preserve">025d856</w:t>
             </w:r>
           </w:p>
         </w:tc>
@@ -1741,7 +1741,7 @@
                 <w:sz w:val="19"/>
                 <w:lang w:val="es-CO"/>
               </w:rPr>
-              <w:t xml:space="preserve">feat: máquina virtual Oracle Linux 9 (Lima) e instalación de Oracle AI Database 26ai Free</w:t>
+              <w:t xml:space="preserve">docs: evidencias de la instalacion en la VM</w:t>
             </w:r>
           </w:p>
         </w:tc>
@@ -1758,7 +1758,7 @@
                 <w:sz w:val="19"/>
                 <w:lang w:val="es-CO"/>
               </w:rPr>
-              <w:t xml:space="preserve">59e54e8</w:t>
+              <w:t xml:space="preserve">a319b1c</w:t>
             </w:r>
           </w:p>
         </w:tc>
@@ -1788,7 +1788,7 @@
                 <w:sz w:val="19"/>
                 <w:lang w:val="es-CO"/>
               </w:rPr>
-              <w:t xml:space="preserve">feat: aplicación web Flask de consulta conectada a Oracle (solo lectura)</w:t>
+              <w:t xml:space="preserve">feat: aplicacion web en flask conectada a oracle (solo lectura)</w:t>
             </w:r>
           </w:p>
         </w:tc>
@@ -1805,7 +1805,7 @@
                 <w:sz w:val="19"/>
                 <w:lang w:val="es-CO"/>
               </w:rPr>
-              <w:t xml:space="preserve">51d7a32</w:t>
+              <w:t xml:space="preserve">7b708a6</w:t>
             </w:r>
           </w:p>
         </w:tc>
@@ -1835,54 +1835,7 @@
                 <w:sz w:val="19"/>
                 <w:lang w:val="es-CO"/>
               </w:rPr>
-              <w:t xml:space="preserve">docs: documentos de la Fase 2 y entregables transversales con sus pruebas</w:t>
-            </w:r>
-          </w:p>
-        </w:tc>
-      </w:tr>
-      <w:tr>
-        <w:tc>
-          <w:tcPr/>
-          <w:p>
-            <w:pPr>
-              <w:pStyle w:val="Compact"/>
-            </w:pPr>
-            <w:r>
-              <w:rPr>
-                <w:sz w:val="19"/>
-                <w:lang w:val="es-CO"/>
-              </w:rPr>
-              <w:t xml:space="preserve">dd93800</w:t>
-            </w:r>
-          </w:p>
-        </w:tc>
-        <w:tc>
-          <w:tcPr/>
-          <w:p>
-            <w:pPr>
-              <w:pStyle w:val="Compact"/>
-            </w:pPr>
-            <w:r>
-              <w:rPr>
-                <w:sz w:val="19"/>
-                <w:lang w:val="es-CO"/>
-              </w:rPr>
-              <w:t xml:space="preserve">Juan David Polo Herrera</w:t>
-            </w:r>
-          </w:p>
-        </w:tc>
-        <w:tc>
-          <w:tcPr/>
-          <w:p>
-            <w:pPr>
-              <w:pStyle w:val="Compact"/>
-            </w:pPr>
-            <w:r>
-              <w:rPr>
-                <w:sz w:val="19"/>
-                <w:lang w:val="es-CO"/>
-              </w:rPr>
-              <w:t xml:space="preserve">chore: excluir configuración local de herramientas</w:t>
+              <w:t xml:space="preserve">docs: documentos de la fase 2 y transversales</w:t>
             </w:r>
           </w:p>
         </w:tc>

--- a/documentos/fase2/07_Repositorio_GitHub.docx
+++ b/documentos/fase2/07_Repositorio_GitHub.docx
@@ -556,7 +556,7 @@
                 <w:sz w:val="19"/>
                 <w:lang w:val="es-CO"/>
               </w:rPr>
-              <w:t xml:space="preserve">Aplicación web Flask de solo lectura, con su</w:t>
+              <w:t xml:space="preserve">Aplicación web en Java (Spring Boot) de solo lectura, con su</w:t>
             </w:r>
             <w:r>
               <w:rPr>
@@ -578,7 +578,7 @@
                 <w:sz w:val="19"/>
                 <w:lang w:val="es-CO"/>
               </w:rPr>
-              <w:t xml:space="preserve">. Todo el SQL está escrito a mano, sin ORM</w:t>
+              <w:t xml:space="preserve">. Todo el SQL está escrito a mano y se ejecuta con JDBC, sin ORM</w:t>
             </w:r>
           </w:p>
         </w:tc>
@@ -760,6 +760,21 @@
               </w:rPr>
               <w:t xml:space="preserve">vm/claves.env</w:t>
             </w:r>
+          </w:p>
+        </w:tc>
+        <w:tc>
+          <w:tcPr/>
+          <w:p>
+            <w:pPr>
+              <w:pStyle w:val="Compact"/>
+            </w:pPr>
+            <w:r>
+              <w:rPr>
+                <w:sz w:val="19"/>
+                <w:lang w:val="es-CO"/>
+              </w:rPr>
+              <w:t xml:space="preserve">Tiene las claves; cada integrante crea el suyo a partir de</w:t>
+            </w:r>
             <w:r>
               <w:rPr>
                 <w:sz w:val="19"/>
@@ -769,40 +784,11 @@
             </w:r>
             <w:r>
               <w:rPr>
-                <w:sz w:val="19"/>
-                <w:lang w:val="es-CO"/>
-              </w:rPr>
-              <w:t xml:space="preserve">y</w:t>
-            </w:r>
-            <w:r>
-              <w:rPr>
-                <w:sz w:val="19"/>
-                <w:lang w:val="es-CO"/>
-              </w:rPr>
-              <w:t xml:space="preserve"> </w:t>
-            </w:r>
-            <w:r>
-              <w:rPr>
                 <w:rStyle w:val="VerbatimChar"/>
                 <w:sz w:val="19"/>
                 <w:lang w:val="es-CO"/>
               </w:rPr>
-              <w:t xml:space="preserve">app/config.ini</w:t>
-            </w:r>
-          </w:p>
-        </w:tc>
-        <w:tc>
-          <w:tcPr/>
-          <w:p>
-            <w:pPr>
-              <w:pStyle w:val="Compact"/>
-            </w:pPr>
-            <w:r>
-              <w:rPr>
-                <w:sz w:val="19"/>
-                <w:lang w:val="es-CO"/>
-              </w:rPr>
-              <w:t xml:space="preserve">Tienen claves; cada integrante crea los suyos a partir de los archivos de ejemplo</w:t>
+              <w:t xml:space="preserve">vm/claves.ejemplo</w:t>
             </w:r>
           </w:p>
         </w:tc>
@@ -867,14 +853,22 @@
                 <w:sz w:val="19"/>
                 <w:lang w:val="es-CO"/>
               </w:rPr>
-              <w:t xml:space="preserve">.venv/</w:t>
-            </w:r>
-            <w:r>
-              <w:rPr>
-                <w:sz w:val="19"/>
-                <w:lang w:val="es-CO"/>
-              </w:rPr>
-              <w:t xml:space="preserve">,</w:t>
+              <w:t xml:space="preserve">app/target/</w:t>
+            </w:r>
+          </w:p>
+        </w:tc>
+        <w:tc>
+          <w:tcPr/>
+          <w:p>
+            <w:pPr>
+              <w:pStyle w:val="Compact"/>
+            </w:pPr>
+            <w:r>
+              <w:rPr>
+                <w:sz w:val="19"/>
+                <w:lang w:val="es-CO"/>
+              </w:rPr>
+              <w:t xml:space="preserve">Archivos compilados por Maven (el</w:t>
             </w:r>
             <w:r>
               <w:rPr>
@@ -889,22 +883,43 @@
                 <w:sz w:val="19"/>
                 <w:lang w:val="es-CO"/>
               </w:rPr>
-              <w:t xml:space="preserve">__pycache__/</w:t>
-            </w:r>
-          </w:p>
-        </w:tc>
-        <w:tc>
-          <w:tcPr/>
-          <w:p>
-            <w:pPr>
-              <w:pStyle w:val="Compact"/>
-            </w:pPr>
-            <w:r>
-              <w:rPr>
-                <w:sz w:val="19"/>
-                <w:lang w:val="es-CO"/>
-              </w:rPr>
-              <w:t xml:space="preserve">Entornos y cachés locales de Python</w:t>
+              <w:t xml:space="preserve">.jar</w:t>
+            </w:r>
+            <w:r>
+              <w:rPr>
+                <w:sz w:val="19"/>
+                <w:lang w:val="es-CO"/>
+              </w:rPr>
+              <w:t xml:space="preserve"> </w:t>
+            </w:r>
+            <w:r>
+              <w:rPr>
+                <w:sz w:val="19"/>
+                <w:lang w:val="es-CO"/>
+              </w:rPr>
+              <w:t xml:space="preserve">se genera con</w:t>
+            </w:r>
+            <w:r>
+              <w:rPr>
+                <w:sz w:val="19"/>
+                <w:lang w:val="es-CO"/>
+              </w:rPr>
+              <w:t xml:space="preserve"> </w:t>
+            </w:r>
+            <w:r>
+              <w:rPr>
+                <w:rStyle w:val="VerbatimChar"/>
+                <w:sz w:val="19"/>
+                <w:lang w:val="es-CO"/>
+              </w:rPr>
+              <w:t xml:space="preserve">./mvnw package</w:t>
+            </w:r>
+            <w:r>
+              <w:rPr>
+                <w:sz w:val="19"/>
+                <w:lang w:val="es-CO"/>
+              </w:rPr>
+              <w:t xml:space="preserve">)</w:t>
             </w:r>
           </w:p>
         </w:tc>

--- a/documentos/fase2/07_Repositorio_GitHub.docx
+++ b/documentos/fase2/07_Repositorio_GitHub.docx
@@ -1851,6 +1851,241 @@
                 <w:lang w:val="es-CO"/>
               </w:rPr>
               <w:t xml:space="preserve">docs: documentos de la fase 2 y transversales</w:t>
+            </w:r>
+          </w:p>
+        </w:tc>
+      </w:tr>
+      <w:tr>
+        <w:tc>
+          <w:tcPr/>
+          <w:p>
+            <w:pPr>
+              <w:pStyle w:val="Compact"/>
+            </w:pPr>
+            <w:r>
+              <w:rPr>
+                <w:sz w:val="19"/>
+                <w:lang w:val="es-CO"/>
+              </w:rPr>
+              <w:t xml:space="preserve">39dca6a</w:t>
+            </w:r>
+          </w:p>
+        </w:tc>
+        <w:tc>
+          <w:tcPr/>
+          <w:p>
+            <w:pPr>
+              <w:pStyle w:val="Compact"/>
+            </w:pPr>
+            <w:r>
+              <w:rPr>
+                <w:sz w:val="19"/>
+                <w:lang w:val="es-CO"/>
+              </w:rPr>
+              <w:t xml:space="preserve">Juan David Polo Herrera</w:t>
+            </w:r>
+          </w:p>
+        </w:tc>
+        <w:tc>
+          <w:tcPr/>
+          <w:p>
+            <w:pPr>
+              <w:pStyle w:val="Compact"/>
+            </w:pPr>
+            <w:r>
+              <w:rPr>
+                <w:sz w:val="19"/>
+                <w:lang w:val="es-CO"/>
+              </w:rPr>
+              <w:t xml:space="preserve">docs: actualizar documentos con el historial del repositorio</w:t>
+            </w:r>
+          </w:p>
+        </w:tc>
+      </w:tr>
+      <w:tr>
+        <w:tc>
+          <w:tcPr/>
+          <w:p>
+            <w:pPr>
+              <w:pStyle w:val="Compact"/>
+            </w:pPr>
+            <w:r>
+              <w:rPr>
+                <w:sz w:val="19"/>
+                <w:lang w:val="es-CO"/>
+              </w:rPr>
+              <w:t xml:space="preserve">aa17468</w:t>
+            </w:r>
+          </w:p>
+        </w:tc>
+        <w:tc>
+          <w:tcPr/>
+          <w:p>
+            <w:pPr>
+              <w:pStyle w:val="Compact"/>
+            </w:pPr>
+            <w:r>
+              <w:rPr>
+                <w:sz w:val="19"/>
+                <w:lang w:val="es-CO"/>
+              </w:rPr>
+              <w:t xml:space="preserve">Juan David Polo Herrera</w:t>
+            </w:r>
+          </w:p>
+        </w:tc>
+        <w:tc>
+          <w:tcPr/>
+          <w:p>
+            <w:pPr>
+              <w:pStyle w:val="Compact"/>
+            </w:pPr>
+            <w:r>
+              <w:rPr>
+                <w:sz w:val="19"/>
+                <w:lang w:val="es-CO"/>
+              </w:rPr>
+              <w:t xml:space="preserve">fix: disparador de consulta tambien valida UPDATE, ajustes de scripts y textos</w:t>
+            </w:r>
+          </w:p>
+        </w:tc>
+      </w:tr>
+      <w:tr>
+        <w:tc>
+          <w:tcPr/>
+          <w:p>
+            <w:pPr>
+              <w:pStyle w:val="Compact"/>
+            </w:pPr>
+            <w:r>
+              <w:rPr>
+                <w:sz w:val="19"/>
+                <w:lang w:val="es-CO"/>
+              </w:rPr>
+              <w:t xml:space="preserve">26d306c</w:t>
+            </w:r>
+          </w:p>
+        </w:tc>
+        <w:tc>
+          <w:tcPr/>
+          <w:p>
+            <w:pPr>
+              <w:pStyle w:val="Compact"/>
+            </w:pPr>
+            <w:r>
+              <w:rPr>
+                <w:sz w:val="19"/>
+                <w:lang w:val="es-CO"/>
+              </w:rPr>
+              <w:t xml:space="preserve">Juan David Polo Herrera</w:t>
+            </w:r>
+          </w:p>
+        </w:tc>
+        <w:tc>
+          <w:tcPr/>
+          <w:p>
+            <w:pPr>
+              <w:pStyle w:val="Compact"/>
+            </w:pPr>
+            <w:r>
+              <w:rPr>
+                <w:sz w:val="19"/>
+                <w:lang w:val="es-CO"/>
+              </w:rPr>
+              <w:t xml:space="preserve">feat: migrar la aplicacion web a java con spring boot y jdbc (sin orm)</w:t>
+            </w:r>
+          </w:p>
+        </w:tc>
+      </w:tr>
+      <w:tr>
+        <w:tc>
+          <w:tcPr/>
+          <w:p>
+            <w:pPr>
+              <w:pStyle w:val="Compact"/>
+            </w:pPr>
+            <w:r>
+              <w:rPr>
+                <w:sz w:val="19"/>
+                <w:lang w:val="es-CO"/>
+              </w:rPr>
+              <w:t xml:space="preserve">adb6f4f</w:t>
+            </w:r>
+          </w:p>
+        </w:tc>
+        <w:tc>
+          <w:tcPr/>
+          <w:p>
+            <w:pPr>
+              <w:pStyle w:val="Compact"/>
+            </w:pPr>
+            <w:r>
+              <w:rPr>
+                <w:sz w:val="19"/>
+                <w:lang w:val="es-CO"/>
+              </w:rPr>
+              <w:t xml:space="preserve">Juan David Polo Herrera</w:t>
+            </w:r>
+          </w:p>
+        </w:tc>
+        <w:tc>
+          <w:tcPr/>
+          <w:p>
+            <w:pPr>
+              <w:pStyle w:val="Compact"/>
+            </w:pPr>
+            <w:r>
+              <w:rPr>
+                <w:sz w:val="19"/>
+                <w:lang w:val="es-CO"/>
+              </w:rPr>
+              <w:t xml:space="preserve">feat: instalar la app java como servicio en la VM y prueba del usuario VET_APP</w:t>
+            </w:r>
+          </w:p>
+        </w:tc>
+      </w:tr>
+      <w:tr>
+        <w:tc>
+          <w:tcPr/>
+          <w:p>
+            <w:pPr>
+              <w:pStyle w:val="Compact"/>
+            </w:pPr>
+            <w:r>
+              <w:rPr>
+                <w:sz w:val="19"/>
+                <w:lang w:val="es-CO"/>
+              </w:rPr>
+              <w:t xml:space="preserve">3ef9058</w:t>
+            </w:r>
+          </w:p>
+        </w:tc>
+        <w:tc>
+          <w:tcPr/>
+          <w:p>
+            <w:pPr>
+              <w:pStyle w:val="Compact"/>
+            </w:pPr>
+            <w:r>
+              <w:rPr>
+                <w:sz w:val="19"/>
+                <w:lang w:val="es-CO"/>
+              </w:rPr>
+              <w:t xml:space="preserve">Juan David Polo Herrera</w:t>
+            </w:r>
+          </w:p>
+        </w:tc>
+        <w:tc>
+          <w:tcPr/>
+          <w:p>
+            <w:pPr>
+              <w:pStyle w:val="Compact"/>
+            </w:pPr>
+            <w:r>
+              <w:rPr>
+                <w:sz w:val="19"/>
+                <w:lang w:val="es-CO"/>
+              </w:rPr>
+              <w:t xml:space="preserve">docs: actualizar documentos a la aplicacion en java</w:t>
             </w:r>
           </w:p>
         </w:tc>

--- a/documentos/fase2/07_Repositorio_GitHub.docx
+++ b/documentos/fase2/07_Repositorio_GitHub.docx
@@ -556,7 +556,7 @@
                 <w:sz w:val="19"/>
                 <w:lang w:val="es-CO"/>
               </w:rPr>
-              <w:t xml:space="preserve">Aplicación web en Java (Spring Boot) de solo lectura, con su</w:t>
+              <w:t xml:space="preserve">Aplicación web en Java (Servlets + JSP) de solo lectura, con su</w:t>
             </w:r>
             <w:r>
               <w:rPr>
@@ -883,7 +883,7 @@
                 <w:sz w:val="19"/>
                 <w:lang w:val="es-CO"/>
               </w:rPr>
-              <w:t xml:space="preserve">.jar</w:t>
+              <w:t xml:space="preserve">ROOT.war</w:t>
             </w:r>
             <w:r>
               <w:rPr>

--- a/documentos/fase2/07_Repositorio_GitHub.docx
+++ b/documentos/fase2/07_Repositorio_GitHub.docx
@@ -2086,6 +2086,194 @@
                 <w:lang w:val="es-CO"/>
               </w:rPr>
               <w:t xml:space="preserve">docs: actualizar documentos a la aplicacion en java</w:t>
+            </w:r>
+          </w:p>
+        </w:tc>
+      </w:tr>
+      <w:tr>
+        <w:tc>
+          <w:tcPr/>
+          <w:p>
+            <w:pPr>
+              <w:pStyle w:val="Compact"/>
+            </w:pPr>
+            <w:r>
+              <w:rPr>
+                <w:sz w:val="19"/>
+                <w:lang w:val="es-CO"/>
+              </w:rPr>
+              <w:t xml:space="preserve">3f5c09f</w:t>
+            </w:r>
+          </w:p>
+        </w:tc>
+        <w:tc>
+          <w:tcPr/>
+          <w:p>
+            <w:pPr>
+              <w:pStyle w:val="Compact"/>
+            </w:pPr>
+            <w:r>
+              <w:rPr>
+                <w:sz w:val="19"/>
+                <w:lang w:val="es-CO"/>
+              </w:rPr>
+              <w:t xml:space="preserve">Juan David Polo Herrera</w:t>
+            </w:r>
+          </w:p>
+        </w:tc>
+        <w:tc>
+          <w:tcPr/>
+          <w:p>
+            <w:pPr>
+              <w:pStyle w:val="Compact"/>
+            </w:pPr>
+            <w:r>
+              <w:rPr>
+                <w:sz w:val="19"/>
+                <w:lang w:val="es-CO"/>
+              </w:rPr>
+              <w:t xml:space="preserve">docs: historial de commits actualizado</w:t>
+            </w:r>
+          </w:p>
+        </w:tc>
+      </w:tr>
+      <w:tr>
+        <w:tc>
+          <w:tcPr/>
+          <w:p>
+            <w:pPr>
+              <w:pStyle w:val="Compact"/>
+            </w:pPr>
+            <w:r>
+              <w:rPr>
+                <w:sz w:val="19"/>
+                <w:lang w:val="es-CO"/>
+              </w:rPr>
+              <w:t xml:space="preserve">8c04fe4</w:t>
+            </w:r>
+          </w:p>
+        </w:tc>
+        <w:tc>
+          <w:tcPr/>
+          <w:p>
+            <w:pPr>
+              <w:pStyle w:val="Compact"/>
+            </w:pPr>
+            <w:r>
+              <w:rPr>
+                <w:sz w:val="19"/>
+                <w:lang w:val="es-CO"/>
+              </w:rPr>
+              <w:t xml:space="preserve">Juan David Polo Herrera</w:t>
+            </w:r>
+          </w:p>
+        </w:tc>
+        <w:tc>
+          <w:tcPr/>
+          <w:p>
+            <w:pPr>
+              <w:pStyle w:val="Compact"/>
+            </w:pPr>
+            <w:r>
+              <w:rPr>
+                <w:sz w:val="19"/>
+                <w:lang w:val="es-CO"/>
+              </w:rPr>
+              <w:t xml:space="preserve">refactor: app web con servlets y jsp sobre tomcat, sin spring boot (jdbc puro)</w:t>
+            </w:r>
+          </w:p>
+        </w:tc>
+      </w:tr>
+      <w:tr>
+        <w:tc>
+          <w:tcPr/>
+          <w:p>
+            <w:pPr>
+              <w:pStyle w:val="Compact"/>
+            </w:pPr>
+            <w:r>
+              <w:rPr>
+                <w:sz w:val="19"/>
+                <w:lang w:val="es-CO"/>
+              </w:rPr>
+              <w:t xml:space="preserve">ed152b7</w:t>
+            </w:r>
+          </w:p>
+        </w:tc>
+        <w:tc>
+          <w:tcPr/>
+          <w:p>
+            <w:pPr>
+              <w:pStyle w:val="Compact"/>
+            </w:pPr>
+            <w:r>
+              <w:rPr>
+                <w:sz w:val="19"/>
+                <w:lang w:val="es-CO"/>
+              </w:rPr>
+              <w:t xml:space="preserve">Juan David Polo Herrera</w:t>
+            </w:r>
+          </w:p>
+        </w:tc>
+        <w:tc>
+          <w:tcPr/>
+          <w:p>
+            <w:pPr>
+              <w:pStyle w:val="Compact"/>
+            </w:pPr>
+            <w:r>
+              <w:rPr>
+                <w:sz w:val="19"/>
+                <w:lang w:val="es-CO"/>
+              </w:rPr>
+              <w:t xml:space="preserve">feat: instalar tomcat y desplegar ROOT.war como servicio en la VM</w:t>
+            </w:r>
+          </w:p>
+        </w:tc>
+      </w:tr>
+      <w:tr>
+        <w:tc>
+          <w:tcPr/>
+          <w:p>
+            <w:pPr>
+              <w:pStyle w:val="Compact"/>
+            </w:pPr>
+            <w:r>
+              <w:rPr>
+                <w:sz w:val="19"/>
+                <w:lang w:val="es-CO"/>
+              </w:rPr>
+              <w:t xml:space="preserve">39a1e6b</w:t>
+            </w:r>
+          </w:p>
+        </w:tc>
+        <w:tc>
+          <w:tcPr/>
+          <w:p>
+            <w:pPr>
+              <w:pStyle w:val="Compact"/>
+            </w:pPr>
+            <w:r>
+              <w:rPr>
+                <w:sz w:val="19"/>
+                <w:lang w:val="es-CO"/>
+              </w:rPr>
+              <w:t xml:space="preserve">Juan David Polo Herrera</w:t>
+            </w:r>
+          </w:p>
+        </w:tc>
+        <w:tc>
+          <w:tcPr/>
+          <w:p>
+            <w:pPr>
+              <w:pStyle w:val="Compact"/>
+            </w:pPr>
+            <w:r>
+              <w:rPr>
+                <w:sz w:val="19"/>
+                <w:lang w:val="es-CO"/>
+              </w:rPr>
+              <w:t xml:space="preserve">docs: documentos actualizados a servlets y jsp</w:t>
             </w:r>
           </w:p>
         </w:tc>

--- a/documentos/fase2/07_Repositorio_GitHub.docx
+++ b/documentos/fase2/07_Repositorio_GitHub.docx
@@ -611,7 +611,7 @@
                 <w:sz w:val="19"/>
                 <w:lang w:val="es-CO"/>
               </w:rPr>
-              <w:t xml:space="preserve">Scripts para instalar Oracle, cargar el esquema e instalar la app en la VM, la definición de la VM de simulación (Lima) y las evidencias</w:t>
+              <w:t xml:space="preserve">Scripts para instalar MySQL, cargar la base e instalar la app en la VM, la definición de la VM de simulación (Lima) y las evidencias</w:t>
             </w:r>
           </w:p>
         </w:tc>
@@ -644,7 +644,22 @@
                 <w:sz w:val="19"/>
                 <w:lang w:val="es-CO"/>
               </w:rPr>
-              <w:t xml:space="preserve">Documentos entregados en la Fase 1, la Fase 2 y los transversales, el modelo de Data Modeler y los diagramas</w:t>
+              <w:t xml:space="preserve">Documentos entregados en la Fase 1, la Fase 2 y los transversales, los modelos de MySQL Workbench (</w:t>
+            </w:r>
+            <w:r>
+              <w:rPr>
+                <w:rStyle w:val="VerbatimChar"/>
+                <w:sz w:val="19"/>
+                <w:lang w:val="es-CO"/>
+              </w:rPr>
+              <w:t xml:space="preserve">.mwb</w:t>
+            </w:r>
+            <w:r>
+              <w:rPr>
+                <w:sz w:val="19"/>
+                <w:lang w:val="es-CO"/>
+              </w:rPr>
+              <w:t xml:space="preserve">) y los diagramas</w:t>
             </w:r>
           </w:p>
         </w:tc>
@@ -808,34 +823,20 @@
               </w:rPr>
               <w:t xml:space="preserve">vm/cache/</w:t>
             </w:r>
-            <w:r>
-              <w:rPr>
-                <w:sz w:val="19"/>
-                <w:lang w:val="es-CO"/>
-              </w:rPr>
-              <w:t xml:space="preserve"> </w:t>
-            </w:r>
-            <w:r>
-              <w:rPr>
-                <w:sz w:val="19"/>
-                <w:lang w:val="es-CO"/>
-              </w:rPr>
-              <w:t xml:space="preserve">(instalador de Oracle de 1,5 GB)</w:t>
-            </w:r>
-          </w:p>
-        </w:tc>
-        <w:tc>
-          <w:tcPr/>
-          <w:p>
-            <w:pPr>
-              <w:pStyle w:val="Compact"/>
-            </w:pPr>
-            <w:r>
-              <w:rPr>
-                <w:sz w:val="19"/>
-                <w:lang w:val="es-CO"/>
-              </w:rPr>
-              <w:t xml:space="preserve">Es muy pesado y se descarga de la página de Oracle</w:t>
+          </w:p>
+        </w:tc>
+        <w:tc>
+          <w:tcPr/>
+          <w:p>
+            <w:pPr>
+              <w:pStyle w:val="Compact"/>
+            </w:pPr>
+            <w:r>
+              <w:rPr>
+                <w:sz w:val="19"/>
+                <w:lang w:val="es-CO"/>
+              </w:rPr>
+              <w:t xml:space="preserve">Archivos temporales y descargas de la VM</w:t>
             </w:r>
           </w:p>
         </w:tc>
@@ -1224,7 +1225,7 @@
                 <w:sz w:val="19"/>
                 <w:lang w:val="es-CO"/>
               </w:rPr>
-              <w:t xml:space="preserve">Especificación del modelo, scripts DDL y DML, carga en Oracle, verificación</w:t>
+              <w:t xml:space="preserve">Especificación del modelo, scripts DDL y DML, carga en MySQL, verificación</w:t>
             </w:r>
           </w:p>
         </w:tc>
@@ -1256,7 +1257,7 @@
                 <w:sz w:val="19"/>
                 <w:lang w:val="es-CO"/>
               </w:rPr>
-              <w:t xml:space="preserve">Supuestos, modelos Chen/EER, Data Modeler, diccionario de datos</w:t>
+              <w:t xml:space="preserve">Supuestos, modelos Chen/EER, modelos en MySQL Workbench, diccionario de datos</w:t>
             </w:r>
           </w:p>
         </w:tc>

--- a/documentos/fase2/07_Repositorio_GitHub.docx
+++ b/documentos/fase2/07_Repositorio_GitHub.docx
@@ -2275,6 +2275,288 @@
                 <w:lang w:val="es-CO"/>
               </w:rPr>
               <w:t xml:space="preserve">docs: documentos actualizados a servlets y jsp</w:t>
+            </w:r>
+          </w:p>
+        </w:tc>
+      </w:tr>
+      <w:tr>
+        <w:tc>
+          <w:tcPr/>
+          <w:p>
+            <w:pPr>
+              <w:pStyle w:val="Compact"/>
+            </w:pPr>
+            <w:r>
+              <w:rPr>
+                <w:sz w:val="19"/>
+                <w:lang w:val="es-CO"/>
+              </w:rPr>
+              <w:t xml:space="preserve">2830233</w:t>
+            </w:r>
+          </w:p>
+        </w:tc>
+        <w:tc>
+          <w:tcPr/>
+          <w:p>
+            <w:pPr>
+              <w:pStyle w:val="Compact"/>
+            </w:pPr>
+            <w:r>
+              <w:rPr>
+                <w:sz w:val="19"/>
+                <w:lang w:val="es-CO"/>
+              </w:rPr>
+              <w:t xml:space="preserve">Juan David Polo Herrera</w:t>
+            </w:r>
+          </w:p>
+        </w:tc>
+        <w:tc>
+          <w:tcPr/>
+          <w:p>
+            <w:pPr>
+              <w:pStyle w:val="Compact"/>
+            </w:pPr>
+            <w:r>
+              <w:rPr>
+                <w:sz w:val="19"/>
+                <w:lang w:val="es-CO"/>
+              </w:rPr>
+              <w:t xml:space="preserve">docs: historial de commits actualizado</w:t>
+            </w:r>
+          </w:p>
+        </w:tc>
+      </w:tr>
+      <w:tr>
+        <w:tc>
+          <w:tcPr/>
+          <w:p>
+            <w:pPr>
+              <w:pStyle w:val="Compact"/>
+            </w:pPr>
+            <w:r>
+              <w:rPr>
+                <w:sz w:val="19"/>
+                <w:lang w:val="es-CO"/>
+              </w:rPr>
+              <w:t xml:space="preserve">b5c91d1</w:t>
+            </w:r>
+          </w:p>
+        </w:tc>
+        <w:tc>
+          <w:tcPr/>
+          <w:p>
+            <w:pPr>
+              <w:pStyle w:val="Compact"/>
+            </w:pPr>
+            <w:r>
+              <w:rPr>
+                <w:sz w:val="19"/>
+                <w:lang w:val="es-CO"/>
+              </w:rPr>
+              <w:t xml:space="preserve">Juan David Polo Herrera</w:t>
+            </w:r>
+          </w:p>
+        </w:tc>
+        <w:tc>
+          <w:tcPr/>
+          <w:p>
+            <w:pPr>
+              <w:pStyle w:val="Compact"/>
+            </w:pPr>
+            <w:r>
+              <w:rPr>
+                <w:sz w:val="19"/>
+                <w:lang w:val="es-CO"/>
+              </w:rPr>
+              <w:t xml:space="preserve">feat: pasar la base de datos de oracle a mysql 8.4 (tablas, datos, vistas, disparadores y algebra)</w:t>
+            </w:r>
+          </w:p>
+        </w:tc>
+      </w:tr>
+      <w:tr>
+        <w:tc>
+          <w:tcPr/>
+          <w:p>
+            <w:pPr>
+              <w:pStyle w:val="Compact"/>
+            </w:pPr>
+            <w:r>
+              <w:rPr>
+                <w:sz w:val="19"/>
+                <w:lang w:val="es-CO"/>
+              </w:rPr>
+              <w:t xml:space="preserve">560fd5f</w:t>
+            </w:r>
+          </w:p>
+        </w:tc>
+        <w:tc>
+          <w:tcPr/>
+          <w:p>
+            <w:pPr>
+              <w:pStyle w:val="Compact"/>
+            </w:pPr>
+            <w:r>
+              <w:rPr>
+                <w:sz w:val="19"/>
+                <w:lang w:val="es-CO"/>
+              </w:rPr>
+              <w:t xml:space="preserve">Juan David Polo Herrera</w:t>
+            </w:r>
+          </w:p>
+        </w:tc>
+        <w:tc>
+          <w:tcPr/>
+          <w:p>
+            <w:pPr>
+              <w:pStyle w:val="Compact"/>
+            </w:pPr>
+            <w:r>
+              <w:rPr>
+                <w:sz w:val="19"/>
+                <w:lang w:val="es-CO"/>
+              </w:rPr>
+              <w:t xml:space="preserve">feat: instalar mysql 8.4 en la VM, carga de la base y acceso para mysql workbench</w:t>
+            </w:r>
+          </w:p>
+        </w:tc>
+      </w:tr>
+      <w:tr>
+        <w:tc>
+          <w:tcPr/>
+          <w:p>
+            <w:pPr>
+              <w:pStyle w:val="Compact"/>
+            </w:pPr>
+            <w:r>
+              <w:rPr>
+                <w:sz w:val="19"/>
+                <w:lang w:val="es-CO"/>
+              </w:rPr>
+              <w:t xml:space="preserve">b3ec407</w:t>
+            </w:r>
+          </w:p>
+        </w:tc>
+        <w:tc>
+          <w:tcPr/>
+          <w:p>
+            <w:pPr>
+              <w:pStyle w:val="Compact"/>
+            </w:pPr>
+            <w:r>
+              <w:rPr>
+                <w:sz w:val="19"/>
+                <w:lang w:val="es-CO"/>
+              </w:rPr>
+              <w:t xml:space="preserve">Juan David Polo Herrera</w:t>
+            </w:r>
+          </w:p>
+        </w:tc>
+        <w:tc>
+          <w:tcPr/>
+          <w:p>
+            <w:pPr>
+              <w:pStyle w:val="Compact"/>
+            </w:pPr>
+            <w:r>
+              <w:rPr>
+                <w:sz w:val="19"/>
+                <w:lang w:val="es-CO"/>
+              </w:rPr>
+              <w:t xml:space="preserve">feat: la app web se conecta a mysql con connector/j</w:t>
+            </w:r>
+          </w:p>
+        </w:tc>
+      </w:tr>
+      <w:tr>
+        <w:tc>
+          <w:tcPr/>
+          <w:p>
+            <w:pPr>
+              <w:pStyle w:val="Compact"/>
+            </w:pPr>
+            <w:r>
+              <w:rPr>
+                <w:sz w:val="19"/>
+                <w:lang w:val="es-CO"/>
+              </w:rPr>
+              <w:t xml:space="preserve">8ff6933</w:t>
+            </w:r>
+          </w:p>
+        </w:tc>
+        <w:tc>
+          <w:tcPr/>
+          <w:p>
+            <w:pPr>
+              <w:pStyle w:val="Compact"/>
+            </w:pPr>
+            <w:r>
+              <w:rPr>
+                <w:sz w:val="19"/>
+                <w:lang w:val="es-CO"/>
+              </w:rPr>
+              <w:t xml:space="preserve">Juan David Polo Herrera</w:t>
+            </w:r>
+          </w:p>
+        </w:tc>
+        <w:tc>
+          <w:tcPr/>
+          <w:p>
+            <w:pPr>
+              <w:pStyle w:val="Compact"/>
+            </w:pPr>
+            <w:r>
+              <w:rPr>
+                <w:sz w:val="19"/>
+                <w:lang w:val="es-CO"/>
+              </w:rPr>
+              <w:t xml:space="preserve">docs: README principal con mysql y workbench</w:t>
+            </w:r>
+          </w:p>
+        </w:tc>
+      </w:tr>
+      <w:tr>
+        <w:tc>
+          <w:tcPr/>
+          <w:p>
+            <w:pPr>
+              <w:pStyle w:val="Compact"/>
+            </w:pPr>
+            <w:r>
+              <w:rPr>
+                <w:sz w:val="19"/>
+                <w:lang w:val="es-CO"/>
+              </w:rPr>
+              <w:t xml:space="preserve">dd98c21</w:t>
+            </w:r>
+          </w:p>
+        </w:tc>
+        <w:tc>
+          <w:tcPr/>
+          <w:p>
+            <w:pPr>
+              <w:pStyle w:val="Compact"/>
+            </w:pPr>
+            <w:r>
+              <w:rPr>
+                <w:sz w:val="19"/>
+                <w:lang w:val="es-CO"/>
+              </w:rPr>
+              <w:t xml:space="preserve">Juan David Polo Herrera</w:t>
+            </w:r>
+          </w:p>
+        </w:tc>
+        <w:tc>
+          <w:tcPr/>
+          <w:p>
+            <w:pPr>
+              <w:pStyle w:val="Compact"/>
+            </w:pPr>
+            <w:r>
+              <w:rPr>
+                <w:sz w:val="19"/>
+                <w:lang w:val="es-CO"/>
+              </w:rPr>
+              <w:t xml:space="preserve">docs: documentos actualizados a mysql y modelos en mysql workbench</w:t>
             </w:r>
           </w:p>
         </w:tc>

--- a/documentos/fase2/07_Repositorio_GitHub.docx
+++ b/documentos/fase2/07_Repositorio_GitHub.docx
@@ -2557,6 +2557,147 @@
                 <w:lang w:val="es-CO"/>
               </w:rPr>
               <w:t xml:space="preserve">docs: documentos actualizados a mysql y modelos en mysql workbench</w:t>
+            </w:r>
+          </w:p>
+        </w:tc>
+      </w:tr>
+      <w:tr>
+        <w:tc>
+          <w:tcPr/>
+          <w:p>
+            <w:pPr>
+              <w:pStyle w:val="Compact"/>
+            </w:pPr>
+            <w:r>
+              <w:rPr>
+                <w:sz w:val="19"/>
+                <w:lang w:val="es-CO"/>
+              </w:rPr>
+              <w:t xml:space="preserve">adb73a3</w:t>
+            </w:r>
+          </w:p>
+        </w:tc>
+        <w:tc>
+          <w:tcPr/>
+          <w:p>
+            <w:pPr>
+              <w:pStyle w:val="Compact"/>
+            </w:pPr>
+            <w:r>
+              <w:rPr>
+                <w:sz w:val="19"/>
+                <w:lang w:val="es-CO"/>
+              </w:rPr>
+              <w:t xml:space="preserve">Juan David Polo Herrera</w:t>
+            </w:r>
+          </w:p>
+        </w:tc>
+        <w:tc>
+          <w:tcPr/>
+          <w:p>
+            <w:pPr>
+              <w:pStyle w:val="Compact"/>
+            </w:pPr>
+            <w:r>
+              <w:rPr>
+                <w:sz w:val="19"/>
+                <w:lang w:val="es-CO"/>
+              </w:rPr>
+              <w:t xml:space="preserve">docs: historial de commits actualizado</w:t>
+            </w:r>
+          </w:p>
+        </w:tc>
+      </w:tr>
+      <w:tr>
+        <w:tc>
+          <w:tcPr/>
+          <w:p>
+            <w:pPr>
+              <w:pStyle w:val="Compact"/>
+            </w:pPr>
+            <w:r>
+              <w:rPr>
+                <w:sz w:val="19"/>
+                <w:lang w:val="es-CO"/>
+              </w:rPr>
+              <w:t xml:space="preserve">2b87fed</w:t>
+            </w:r>
+          </w:p>
+        </w:tc>
+        <w:tc>
+          <w:tcPr/>
+          <w:p>
+            <w:pPr>
+              <w:pStyle w:val="Compact"/>
+            </w:pPr>
+            <w:r>
+              <w:rPr>
+                <w:sz w:val="19"/>
+                <w:lang w:val="es-CO"/>
+              </w:rPr>
+              <w:t xml:space="preserve">Juan David Polo Herrera</w:t>
+            </w:r>
+          </w:p>
+        </w:tc>
+        <w:tc>
+          <w:tcPr/>
+          <w:p>
+            <w:pPr>
+              <w:pStyle w:val="Compact"/>
+            </w:pPr>
+            <w:r>
+              <w:rPr>
+                <w:sz w:val="19"/>
+                <w:lang w:val="es-CO"/>
+              </w:rPr>
+              <w:t xml:space="preserve">feat: script para crear la VM completa en el computador servidor con linux</w:t>
+            </w:r>
+          </w:p>
+        </w:tc>
+      </w:tr>
+      <w:tr>
+        <w:tc>
+          <w:tcPr/>
+          <w:p>
+            <w:pPr>
+              <w:pStyle w:val="Compact"/>
+            </w:pPr>
+            <w:r>
+              <w:rPr>
+                <w:sz w:val="19"/>
+                <w:lang w:val="es-CO"/>
+              </w:rPr>
+              <w:t xml:space="preserve">6225086</w:t>
+            </w:r>
+          </w:p>
+        </w:tc>
+        <w:tc>
+          <w:tcPr/>
+          <w:p>
+            <w:pPr>
+              <w:pStyle w:val="Compact"/>
+            </w:pPr>
+            <w:r>
+              <w:rPr>
+                <w:sz w:val="19"/>
+                <w:lang w:val="es-CO"/>
+              </w:rPr>
+              <w:t xml:space="preserve">Juan David Polo Herrera</w:t>
+            </w:r>
+          </w:p>
+        </w:tc>
+        <w:tc>
+          <w:tcPr/>
+          <w:p>
+            <w:pPr>
+              <w:pStyle w:val="Compact"/>
+            </w:pPr>
+            <w:r>
+              <w:rPr>
+                <w:sz w:val="19"/>
+                <w:lang w:val="es-CO"/>
+              </w:rPr>
+              <w:t xml:space="preserve">docs: documento final, presentacion de sustentacion y procedimiento del servidor</w:t>
             </w:r>
           </w:p>
         </w:tc>

--- a/documentos/fase2/07_Repositorio_GitHub.docx
+++ b/documentos/fase2/07_Repositorio_GitHub.docx
@@ -556,7 +556,7 @@
                 <w:sz w:val="19"/>
                 <w:lang w:val="es-CO"/>
               </w:rPr>
-              <w:t xml:space="preserve">Aplicación web en Java (Servlets + JSP) de solo lectura, con su</w:t>
+              <w:t xml:space="preserve">Aplicación web en Java (Spring Boot) de solo lectura, con su</w:t>
             </w:r>
             <w:r>
               <w:rPr>
@@ -884,7 +884,7 @@
                 <w:sz w:val="19"/>
                 <w:lang w:val="es-CO"/>
               </w:rPr>
-              <w:t xml:space="preserve">ROOT.war</w:t>
+              <w:t xml:space="preserve">sigevet.jar</w:t>
             </w:r>
             <w:r>
               <w:rPr>

--- a/documentos/fase2/07_Repositorio_GitHub.docx
+++ b/documentos/fase2/07_Repositorio_GitHub.docx
@@ -312,7 +312,7 @@
         <w:rPr>
           <w:lang w:val="es-CO"/>
         </w:rPr>
-        <w:t xml:space="preserve">El código y la documentación de SIGEVET se manejan con</w:t>
+        <w:t xml:space="preserve">SIGEVET usa</w:t>
       </w:r>
       <w:r>
         <w:rPr>
@@ -326,7 +326,7 @@
           <w:bCs/>
           <w:lang w:val="es-CO"/>
         </w:rPr>
-        <w:t xml:space="preserve">Git</w:t>
+        <w:t xml:space="preserve">Git y GitHub</w:t>
       </w:r>
       <w:r>
         <w:rPr>
@@ -338,51 +338,7 @@
         <w:rPr>
           <w:lang w:val="es-CO"/>
         </w:rPr>
-        <w:t xml:space="preserve">y se publican en</w:t>
-      </w:r>
-      <w:r>
-        <w:rPr>
-          <w:lang w:val="es-CO"/>
-        </w:rPr>
-        <w:t xml:space="preserve"> </w:t>
-      </w:r>
-      <w:r>
-        <w:rPr>
-          <w:b/>
-          <w:bCs/>
-          <w:lang w:val="es-CO"/>
-        </w:rPr>
-        <w:t xml:space="preserve">GitHub</w:t>
-      </w:r>
-      <w:r>
-        <w:rPr>
-          <w:lang w:val="es-CO"/>
-        </w:rPr>
-        <w:t xml:space="preserve">. El repositorio tiene la</w:t>
-      </w:r>
-      <w:r>
-        <w:rPr>
-          <w:lang w:val="es-CO"/>
-        </w:rPr>
-        <w:t xml:space="preserve"> </w:t>
-      </w:r>
-      <w:r>
-        <w:rPr>
-          <w:lang w:val="es-CO"/>
-        </w:rPr>
-        <w:t xml:space="preserve">aplicación web, los scripts de base de datos, los scripts de la máquina virtual y los documentos entregados. Con él,</w:t>
-      </w:r>
-      <w:r>
-        <w:rPr>
-          <w:lang w:val="es-CO"/>
-        </w:rPr>
-        <w:t xml:space="preserve"> </w:t>
-      </w:r>
-      <w:r>
-        <w:rPr>
-          <w:lang w:val="es-CO"/>
-        </w:rPr>
-        <w:t xml:space="preserve">cualquier integrante (o el docente) puede montar el proyecto completo desde cero.</w:t>
+        <w:t xml:space="preserve">para compartir aplicación, scripts, configuración de VM y documentos. El repositorio permite a los integrantes y al docente reconstruir el proyecto.</w:t>
       </w:r>
     </w:p>
     <w:p>
